--- a/Assignment 2/Team_effort_distribution_template.docx
+++ b/Assignment 2/Team_effort_distribution_template.docx
@@ -52,13 +52,7 @@
         <w:rPr>
           <w:lang w:val="en-US"/>
         </w:rPr>
-        <w:t xml:space="preserve"> </w:t>
-      </w:r>
-      <w:r>
-        <w:rPr>
-          <w:lang w:val="en-US"/>
-        </w:rPr>
-        <w:t>2</w:t>
+        <w:t xml:space="preserve"> 2</w:t>
       </w:r>
     </w:p>
     <w:p>
@@ -173,67 +167,7 @@
         <w:rPr>
           <w:lang w:val="en-US"/>
         </w:rPr>
-        <w:t xml:space="preserve">The work was distributed in a way that all three of us could work separately, asking for help when needed. This meant that </w:t>
-      </w:r>
-      <w:r>
-        <w:rPr>
-          <w:lang w:val="en-US"/>
-        </w:rPr>
-        <w:t xml:space="preserve">Mike </w:t>
-      </w:r>
-      <w:r>
-        <w:rPr>
-          <w:lang w:val="en-US"/>
-        </w:rPr>
-        <w:t xml:space="preserve">implemented the code for </w:t>
-      </w:r>
-      <w:r>
-        <w:rPr>
-          <w:lang w:val="en-US"/>
-        </w:rPr>
-        <w:t>DLA using the diffusion equation</w:t>
-      </w:r>
-      <w:r>
-        <w:rPr>
-          <w:lang w:val="en-US"/>
-        </w:rPr>
-        <w:t xml:space="preserve">. Anna completed the parts about </w:t>
-      </w:r>
-      <w:r>
-        <w:rPr>
-          <w:lang w:val="en-US"/>
-        </w:rPr>
-        <w:t>Monte Carlo DLA</w:t>
-      </w:r>
-      <w:r>
-        <w:rPr>
-          <w:lang w:val="en-US"/>
-        </w:rPr>
-        <w:t xml:space="preserve">. Lastly, </w:t>
-      </w:r>
-      <w:r>
-        <w:rPr>
-          <w:lang w:val="en-US"/>
-        </w:rPr>
-        <w:t xml:space="preserve">Wessel </w:t>
-      </w:r>
-      <w:r>
-        <w:rPr>
-          <w:lang w:val="en-US"/>
-        </w:rPr>
-        <w:t xml:space="preserve">finished the </w:t>
-      </w:r>
-      <w:r>
-        <w:rPr>
-          <w:lang w:val="en-US"/>
-        </w:rPr>
-        <w:t>Reaction Diffusion part</w:t>
-      </w:r>
-      <w:r>
-        <w:rPr>
-          <w:lang w:val="en-US"/>
-        </w:rPr>
-        <w:t>. After having finished these exercises, each person wrote about their respective parts in the introduction, theory, results and conclusions of the report.</w:t>
+        <w:t>The work was distributed in a way that all three of us could work separately, asking for help when needed. This meant that Mike implemented the code for DLA using the diffusion equation. Anna completed the parts about Monte Carlo DLA. Lastly, Wessel finished the Reaction Diffusion part. After having finished these exercises, each person wrote about their respective parts in the introduction, theory, results and conclusions of the report.</w:t>
       </w:r>
     </w:p>
     <w:p>
@@ -295,37 +229,7 @@
         <w:rPr>
           <w:lang w:val="en-US"/>
         </w:rPr>
-        <w:t xml:space="preserve">Date and time: </w:t>
-      </w:r>
-      <w:r>
-        <w:rPr>
-          <w:lang w:val="en-US"/>
-        </w:rPr>
-        <w:t>March 8</w:t>
-      </w:r>
-      <w:r>
-        <w:rPr>
-          <w:lang w:val="en-US"/>
-        </w:rPr>
-        <w:t xml:space="preserve"> 1</w:t>
-      </w:r>
-      <w:r>
-        <w:rPr>
-          <w:lang w:val="en-US"/>
-        </w:rPr>
-        <w:t>8</w:t>
-      </w:r>
-      <w:r>
-        <w:rPr>
-          <w:lang w:val="en-US"/>
-        </w:rPr>
-        <w:t>:4</w:t>
-      </w:r>
-      <w:r>
-        <w:rPr>
-          <w:lang w:val="en-US"/>
-        </w:rPr>
-        <w:t>8</w:t>
+        <w:t>Date and time: March 8 18:57</w:t>
       </w:r>
     </w:p>
     <w:p>
@@ -377,35 +281,37 @@
         </w:rPr>
       </w:pPr>
       <w:r>
-        <w:rPr/>
-      </w:r>
-    </w:p>
-    <w:p>
-      <w:pPr>
-        <w:pStyle w:val="Normal"/>
-        <w:rPr>
-          <w:lang w:val="en-US"/>
-        </w:rPr>
-      </w:pPr>
-      <w:r>
-        <w:rPr>
-          <w:lang w:val="en-US"/>
-        </w:rPr>
-        <w:t>Total commits: 107</w:t>
-      </w:r>
-    </w:p>
-    <w:p>
-      <w:pPr>
-        <w:pStyle w:val="Normal"/>
-        <w:rPr>
-          <w:lang w:val="en-US"/>
-        </w:rPr>
-      </w:pPr>
-      <w:r>
-        <w:rPr>
-          <w:lang w:val="en-US"/>
-        </w:rPr>
-        <w:t>Total ctimes: 503</w:t>
+        <w:rPr>
+          <w:lang w:val="en-US"/>
+        </w:rPr>
+      </w:r>
+    </w:p>
+    <w:p>
+      <w:pPr>
+        <w:pStyle w:val="Normal"/>
+        <w:rPr>
+          <w:lang w:val="en-US"/>
+        </w:rPr>
+      </w:pPr>
+      <w:r>
+        <w:rPr>
+          <w:lang w:val="en-US"/>
+        </w:rPr>
+        <w:t>Total commits: 109</w:t>
+      </w:r>
+    </w:p>
+    <w:p>
+      <w:pPr>
+        <w:pStyle w:val="Normal"/>
+        <w:rPr>
+          <w:lang w:val="en-US"/>
+        </w:rPr>
+      </w:pPr>
+      <w:r>
+        <w:rPr>
+          <w:lang w:val="en-US"/>
+        </w:rPr>
+        <w:t>Total ctimes: 505</w:t>
       </w:r>
     </w:p>
     <w:p>
@@ -433,7 +339,7 @@
         <w:rPr>
           <w:lang w:val="en-US"/>
         </w:rPr>
-        <w:t>Total loc: 2119</w:t>
+        <w:t>Total loc: 2123</w:t>
       </w:r>
     </w:p>
     <w:p>
@@ -475,35 +381,35 @@
         <w:rPr>
           <w:lang w:val="en-US"/>
         </w:rPr>
-        <w:t>| MikeNieuweboer |  1313 |     36 |      6 | 62.0/33.6/50.0  |</w:t>
-      </w:r>
-    </w:p>
-    <w:p>
-      <w:pPr>
-        <w:pStyle w:val="Normal"/>
-        <w:rPr>
-          <w:lang w:val="en-US"/>
-        </w:rPr>
-      </w:pPr>
-      <w:r>
-        <w:rPr>
-          <w:lang w:val="en-US"/>
-        </w:rPr>
-        <w:t>| wesselpierik   |   525 |     18 |      3 | 24.8/16.8/25.0  |</w:t>
-      </w:r>
-    </w:p>
-    <w:p>
-      <w:pPr>
-        <w:pStyle w:val="Normal"/>
-        <w:rPr>
-          <w:lang w:val="en-US"/>
-        </w:rPr>
-      </w:pPr>
-      <w:r>
-        <w:rPr>
-          <w:lang w:val="en-US"/>
-        </w:rPr>
-        <w:t>| Annnvd         |   281 |     53 |      3 | 13.3/49.5/25.0  |</w:t>
+        <w:t>| MikeNieuweboer |  1313 |     37 |      6 | 61.8/33.9/50.0  |</w:t>
+      </w:r>
+    </w:p>
+    <w:p>
+      <w:pPr>
+        <w:pStyle w:val="Normal"/>
+        <w:rPr>
+          <w:lang w:val="en-US"/>
+        </w:rPr>
+      </w:pPr>
+      <w:r>
+        <w:rPr>
+          <w:lang w:val="en-US"/>
+        </w:rPr>
+        <w:t>| wesselpierik   |   525 |     18 |      3 | 24.7/16.5/25.0  |</w:t>
+      </w:r>
+    </w:p>
+    <w:p>
+      <w:pPr>
+        <w:pStyle w:val="Normal"/>
+        <w:rPr>
+          <w:lang w:val="en-US"/>
+        </w:rPr>
+      </w:pPr>
+      <w:r>
+        <w:rPr>
+          <w:lang w:val="en-US"/>
+        </w:rPr>
+        <w:t>| Annnvd         |   285 |     54 |      3 | 13.4/49.5/25.0  |</w:t>
       </w:r>
     </w:p>
     <w:sectPr>
